--- a/docs/manual-member.docx
+++ b/docs/manual-member.docx
@@ -1027,7 +1027,7 @@
                 <w:sz w:val="22"/>
                 <w:szCs w:val="22"/>
               </w:rPr>
-              <w:t xml:space="preserve">ユーザー・会社・面接官管理</w:t>
+              <w:t xml:space="preserve">ユーザー・会社管理</w:t>
             </w:r>
           </w:p>
         </w:tc>
@@ -2759,7 +2759,7 @@
         <w:rPr>
           <w:rFonts w:ascii="Arial" w:cs="Arial" w:eastAsia="Arial" w:hAnsi="Arial"/>
         </w:rPr>
-        <w:t xml:space="preserve">Slackに面談確定通知が届く</w:t>
+        <w:t xml:space="preserve">Slackに面談確定通知が届く（ユーザー管理にSlack Member IDが登録されている面接官にはメンションが飛ぶ）</w:t>
       </w:r>
     </w:p>
     <w:p>

--- a/docs/manual-member.docx
+++ b/docs/manual-member.docx
@@ -1708,6 +1708,115 @@
         <w:pStyle w:val="Heading1"/>
       </w:pPr>
       <w:r>
+        <w:t xml:space="preserve">求人票生成</w:t>
+      </w:r>
+    </w:p>
+    <w:p>
+      <w:r>
+        <w:t xml:space="preserve">ヘッダーの「求人票」タブから、YOUTRUST／Wantedlyに掲載する求人票をAIで生成できます。THE MOLTSの既存求人3件をデフォルトの参考求人票として学習し、新しいポジション情報をもとに各媒体仕様に最適化された文面を出力します。</w:t>
+      </w:r>
+    </w:p>
+    <w:p>
+      <w:pPr>
+        <w:pStyle w:val="Heading2"/>
+      </w:pPr>
+      <w:r>
+        <w:t xml:space="preserve">操作手順</w:t>
+      </w:r>
+    </w:p>
+    <w:p>
+      <w:pPr>
+        <w:pStyle w:val="ListParagraph"/>
+      </w:pPr>
+      <w:r>
+        <w:t xml:space="preserve">① ヘッダーの「求人票」をクリックして求人票画面を開く</w:t>
+      </w:r>
+    </w:p>
+    <w:p>
+      <w:pPr>
+        <w:pStyle w:val="ListParagraph"/>
+      </w:pPr>
+      <w:r>
+        <w:t xml:space="preserve">② 左カラム上部「参考求人票」で、生成時に学習させたい求人票にチェックを入れる（初期はTHE MOLTS既存3件をプリセット。「+ 追加」から自社の他求人を登録することも可能）</w:t>
+      </w:r>
+    </w:p>
+    <w:p>
+      <w:pPr>
+        <w:pStyle w:val="ListParagraph"/>
+      </w:pPr>
+      <w:r>
+        <w:t xml:space="preserve">③ 「ポジション情報」にポジション名（必須）・雇用形態・募集背景・業務内容・必須スキル（必須）・歓迎スキル・稼働報酬条件を入力</w:t>
+      </w:r>
+    </w:p>
+    <w:p>
+      <w:pPr>
+        <w:pStyle w:val="ListParagraph"/>
+      </w:pPr>
+      <w:r>
+        <w:t xml:space="preserve">④ 「✨ 求人票を生成する」をクリック</w:t>
+      </w:r>
+    </w:p>
+    <w:p>
+      <w:pPr>
+        <w:pStyle w:val="ListParagraph"/>
+      </w:pPr>
+      <w:r>
+        <w:t xml:space="preserve">⑤ 右カラムにYOUTRUST（タイトル40字／詳細2000字）とWantedly（タイトル37字／詳細2000字）が同時生成される。タブで切り替えて確認・微修正</w:t>
+      </w:r>
+    </w:p>
+    <w:p>
+      <w:pPr>
+        <w:pStyle w:val="ListParagraph"/>
+      </w:pPr>
+      <w:r>
+        <w:t xml:space="preserve">⑥ 各媒体の「📋 タイトル＋詳細をコピー」ボタンで【タイトル】／【詳細】（Wantedlyは【ポジション詳細】）形式のテキストをまとめてクリップボードにコピー</w:t>
+      </w:r>
+    </w:p>
+    <w:p>
+      <w:pPr>
+        <w:pStyle w:val="Heading2"/>
+      </w:pPr>
+      <w:r>
+        <w:t xml:space="preserve">注意事項</w:t>
+      </w:r>
+    </w:p>
+    <w:p>
+      <w:pPr>
+        <w:pStyle w:val="ListParagraph"/>
+      </w:pPr>
+      <w:r>
+        <w:t xml:space="preserve">生成にはAPIキー設定が必要（設定 → APIキー）。APIキーは個人のlocalStorageにのみ保存されます</w:t>
+      </w:r>
+    </w:p>
+    <w:p>
+      <w:pPr>
+        <w:pStyle w:val="ListParagraph"/>
+      </w:pPr>
+      <w:r>
+        <w:t xml:space="preserve">文字数カウンタは媒体上限を基準に色分け表示。残り10%以下で警告色、上限超過で赤太字。コピー前に必ず媒体の制限内に収まっているか確認してください</w:t>
+      </w:r>
+    </w:p>
+    <w:p>
+      <w:pPr>
+        <w:pStyle w:val="ListParagraph"/>
+      </w:pPr>
+      <w:r>
+        <w:t xml:space="preserve">生成された文面はあくまでドラフトです。具体数値や固有のエピソードは事実確認の上、必要に応じて編集してから掲載してください</w:t>
+      </w:r>
+    </w:p>
+    <w:p>
+      <w:pPr>
+        <w:pStyle w:val="ListParagraph"/>
+      </w:pPr>
+      <w:r>
+        <w:t xml:space="preserve">参考求人票はGoogleドライブの job_postings.json に保存され、ATSにログインした全メンバー間で共有されます</w:t>
+      </w:r>
+    </w:p>
+    <w:p>
+      <w:pPr>
+        <w:pStyle w:val="Heading1"/>
+      </w:pPr>
+      <w:r>
         <w:t xml:space="preserve">1. ログイン</w:t>
       </w:r>
     </w:p>
